--- a/module-1/buzzell_Mod1_2.docx
+++ b/module-1/buzzell_Mod1_2.docx
@@ -9,7 +9,10 @@
     </w:p>
     <w:p>
       <w:r>
-        <w:t>1/18/2026</w:t>
+        <w:t>6/7</w:t>
+      </w:r>
+      <w:r>
+        <w:t>/2026</w:t>
       </w:r>
     </w:p>
     <w:p>
@@ -32,72 +35,17 @@
       </w:hyperlink>
     </w:p>
     <w:p>
+      <w:pPr>
+        <w:rPr>
+          <w:noProof/>
+        </w:rPr>
+      </w:pPr>
       <w:r>
         <w:rPr>
           <w:noProof/>
         </w:rPr>
         <w:drawing>
-          <wp:anchor distT="0" distB="0" distL="114300" distR="114300" simplePos="0" relativeHeight="251658240" behindDoc="0" locked="0" layoutInCell="1" allowOverlap="1" wp14:anchorId="24F5B158" wp14:editId="36A1F3D0">
-            <wp:simplePos x="0" y="0"/>
-            <wp:positionH relativeFrom="margin">
-              <wp:posOffset>213360</wp:posOffset>
-            </wp:positionH>
-            <wp:positionV relativeFrom="paragraph">
-              <wp:posOffset>3916680</wp:posOffset>
-            </wp:positionV>
-            <wp:extent cx="5943600" cy="2721610"/>
-            <wp:effectExtent l="0" t="0" r="0" b="2540"/>
-            <wp:wrapTopAndBottom/>
-            <wp:docPr id="1902620255" name="Picture 1"/>
-            <wp:cNvGraphicFramePr>
-              <a:graphicFrameLocks xmlns:a="http://schemas.openxmlformats.org/drawingml/2006/main" noChangeAspect="1"/>
-            </wp:cNvGraphicFramePr>
-            <a:graphic xmlns:a="http://schemas.openxmlformats.org/drawingml/2006/main">
-              <a:graphicData uri="http://schemas.openxmlformats.org/drawingml/2006/picture">
-                <pic:pic xmlns:pic="http://schemas.openxmlformats.org/drawingml/2006/picture">
-                  <pic:nvPicPr>
-                    <pic:cNvPr id="1902620255" name=""/>
-                    <pic:cNvPicPr/>
-                  </pic:nvPicPr>
-                  <pic:blipFill>
-                    <a:blip r:embed="rId7">
-                      <a:extLst>
-                        <a:ext uri="{28A0092B-C50C-407E-A947-70E740481C1C}">
-                          <a14:useLocalDpi xmlns:a14="http://schemas.microsoft.com/office/drawing/2010/main" val="0"/>
-                        </a:ext>
-                      </a:extLst>
-                    </a:blip>
-                    <a:stretch>
-                      <a:fillRect/>
-                    </a:stretch>
-                  </pic:blipFill>
-                  <pic:spPr>
-                    <a:xfrm>
-                      <a:off x="0" y="0"/>
-                      <a:ext cx="5943600" cy="2721610"/>
-                    </a:xfrm>
-                    <a:prstGeom prst="rect">
-                      <a:avLst/>
-                    </a:prstGeom>
-                  </pic:spPr>
-                </pic:pic>
-              </a:graphicData>
-            </a:graphic>
-            <wp14:sizeRelH relativeFrom="page">
-              <wp14:pctWidth>0</wp14:pctWidth>
-            </wp14:sizeRelH>
-            <wp14:sizeRelV relativeFrom="page">
-              <wp14:pctHeight>0</wp14:pctHeight>
-            </wp14:sizeRelV>
-          </wp:anchor>
-        </w:drawing>
-      </w:r>
-      <w:r>
-        <w:rPr>
-          <w:noProof/>
-        </w:rPr>
-        <w:drawing>
-          <wp:inline distT="0" distB="0" distL="0" distR="0" wp14:anchorId="5059115D" wp14:editId="57F13F06">
+          <wp:inline distT="0" distB="0" distL="0" distR="0" wp14:anchorId="5059115D" wp14:editId="3A46B16A">
             <wp:extent cx="5943600" cy="3088005"/>
             <wp:effectExtent l="0" t="0" r="0" b="0"/>
             <wp:docPr id="59511176" name="Picture 1"/>
@@ -112,6 +60,55 @@
                     <pic:cNvPicPr/>
                   </pic:nvPicPr>
                   <pic:blipFill>
+                    <a:blip r:embed="rId7"/>
+                    <a:stretch>
+                      <a:fillRect/>
+                    </a:stretch>
+                  </pic:blipFill>
+                  <pic:spPr>
+                    <a:xfrm>
+                      <a:off x="0" y="0"/>
+                      <a:ext cx="5943600" cy="3088005"/>
+                    </a:xfrm>
+                    <a:prstGeom prst="rect">
+                      <a:avLst/>
+                    </a:prstGeom>
+                  </pic:spPr>
+                </pic:pic>
+              </a:graphicData>
+            </a:graphic>
+          </wp:inline>
+        </w:drawing>
+      </w:r>
+    </w:p>
+    <w:p>
+      <w:pPr>
+        <w:rPr>
+          <w:noProof/>
+        </w:rPr>
+      </w:pPr>
+    </w:p>
+    <w:p>
+      <w:r>
+        <w:rPr>
+          <w:noProof/>
+        </w:rPr>
+        <w:drawing>
+          <wp:inline distT="0" distB="0" distL="0" distR="0" wp14:anchorId="5CF6BF26" wp14:editId="69FFE27D">
+            <wp:extent cx="5943600" cy="2549525"/>
+            <wp:effectExtent l="0" t="0" r="0" b="3175"/>
+            <wp:docPr id="1692849310" name="Picture 1"/>
+            <wp:cNvGraphicFramePr>
+              <a:graphicFrameLocks xmlns:a="http://schemas.openxmlformats.org/drawingml/2006/main" noChangeAspect="1"/>
+            </wp:cNvGraphicFramePr>
+            <a:graphic xmlns:a="http://schemas.openxmlformats.org/drawingml/2006/main">
+              <a:graphicData uri="http://schemas.openxmlformats.org/drawingml/2006/picture">
+                <pic:pic xmlns:pic="http://schemas.openxmlformats.org/drawingml/2006/picture">
+                  <pic:nvPicPr>
+                    <pic:cNvPr id="1692849310" name=""/>
+                    <pic:cNvPicPr/>
+                  </pic:nvPicPr>
+                  <pic:blipFill>
                     <a:blip r:embed="rId8"/>
                     <a:stretch>
                       <a:fillRect/>
@@ -120,7 +117,7 @@
                   <pic:spPr>
                     <a:xfrm>
                       <a:off x="0" y="0"/>
-                      <a:ext cx="5943600" cy="3088005"/>
+                      <a:ext cx="5943600" cy="2549525"/>
                     </a:xfrm>
                     <a:prstGeom prst="rect">
                       <a:avLst/>

--- a/module-1/buzzell_Mod1_2.docx
+++ b/module-1/buzzell_Mod1_2.docx
@@ -94,10 +94,10 @@
           <w:noProof/>
         </w:rPr>
         <w:drawing>
-          <wp:inline distT="0" distB="0" distL="0" distR="0" wp14:anchorId="5CF6BF26" wp14:editId="69FFE27D">
-            <wp:extent cx="5943600" cy="2549525"/>
+          <wp:inline distT="0" distB="0" distL="0" distR="0" wp14:anchorId="3472559E" wp14:editId="1427D97C">
+            <wp:extent cx="5943600" cy="2244725"/>
             <wp:effectExtent l="0" t="0" r="0" b="3175"/>
-            <wp:docPr id="1692849310" name="Picture 1"/>
+            <wp:docPr id="1493941889" name="Picture 1"/>
             <wp:cNvGraphicFramePr>
               <a:graphicFrameLocks xmlns:a="http://schemas.openxmlformats.org/drawingml/2006/main" noChangeAspect="1"/>
             </wp:cNvGraphicFramePr>
@@ -105,7 +105,7 @@
               <a:graphicData uri="http://schemas.openxmlformats.org/drawingml/2006/picture">
                 <pic:pic xmlns:pic="http://schemas.openxmlformats.org/drawingml/2006/picture">
                   <pic:nvPicPr>
-                    <pic:cNvPr id="1692849310" name=""/>
+                    <pic:cNvPr id="1493941889" name=""/>
                     <pic:cNvPicPr/>
                   </pic:nvPicPr>
                   <pic:blipFill>
@@ -117,7 +117,7 @@
                   <pic:spPr>
                     <a:xfrm>
                       <a:off x="0" y="0"/>
-                      <a:ext cx="5943600" cy="2549525"/>
+                      <a:ext cx="5943600" cy="2244725"/>
                     </a:xfrm>
                     <a:prstGeom prst="rect">
                       <a:avLst/>
